--- a/Reportes/contrato_fianza_preelaborada.docx
+++ b/Reportes/contrato_fianza_preelaborada.docx
@@ -210,7 +210,7 @@
           <w:sz w:val="17"/>
           <w:szCs w:val="24"/>
         </w:rPr>
-        <w:t>{custom.SumaTextoTotal}</w:t>
+        <w:t>PARA GARANTIZAR:</w:t>
       </w:r>
     </w:p>
     <w:p>
